--- a/assets/무형문화유산 전승_기획서 양식_ver.0.0.1_20260713.docx
+++ b/assets/무형문화유산 전승_기획서 양식_ver.0.0.1_20260713.docx
@@ -880,12 +880,12 @@
             <w:fldChar w:fldCharType="begin"/>
           </w:r>
           <w:r>
-            <w:instrText xml:space="preserve"> TOC \o "2-3" \h \z \t "제목 1,1" </w:instrText>
+            <w:instrText xml:space="preserve"> TOC \o "2-2" \h \z \t "제목 1,1" </w:instrText>
           </w:r>
           <w:r>
             <w:fldChar w:fldCharType="separate"/>
           </w:r>
-          <w:hyperlink w:anchor="_Toc233892065" w:history="1">
+          <w:hyperlink w:anchor="_Toc234852306" w:history="1">
             <w:r>
               <w:rPr>
                 <w:rStyle w:val="af2"/>
@@ -928,7 +928,7 @@
                 <w:noProof/>
                 <w:webHidden/>
               </w:rPr>
-              <w:instrText xml:space="preserve"> PAGEREF _Toc233892065 \h </w:instrText>
+              <w:instrText xml:space="preserve"> PAGEREF _Toc234852306 \h </w:instrText>
             </w:r>
             <w:r>
               <w:rPr>
@@ -982,7 +982,7 @@
           <w:rFonts w:hint="eastAsia"/>
         </w:rPr>
       </w:pPr>
-      <w:bookmarkStart w:id="0" w:name="_Toc233892065"/>
+      <w:bookmarkStart w:id="0" w:name="_Toc234852306"/>
       <w:r>
         <w:rPr>
           <w:rFonts w:hint="eastAsia"/>
@@ -5082,7 +5082,7 @@
     <w:link w:val="1Char"/>
     <w:uiPriority w:val="9"/>
     <w:qFormat/>
-    <w:rsid w:val="00CC0586"/>
+    <w:rsid w:val="00DE05AB"/>
     <w:pPr>
       <w:keepNext/>
       <w:keepLines/>
@@ -5090,8 +5090,12 @@
         <w:numId w:val="1"/>
       </w:numPr>
       <w:pBdr>
-        <w:bottom w:val="single" w:sz="4" w:space="1" w:color="595959" w:themeColor="text1" w:themeTint="A6"/>
+        <w:top w:val="single" w:sz="24" w:space="1" w:color="5B9BD5" w:themeColor="accent1" w:shadow="1"/>
+        <w:left w:val="single" w:sz="24" w:space="4" w:color="5B9BD5" w:themeColor="accent1" w:shadow="1"/>
+        <w:bottom w:val="single" w:sz="24" w:space="1" w:color="5B9BD5" w:themeColor="accent1" w:shadow="1"/>
+        <w:right w:val="single" w:sz="24" w:space="4" w:color="5B9BD5" w:themeColor="accent1" w:shadow="1"/>
       </w:pBdr>
+      <w:shd w:val="clear" w:color="auto" w:fill="5B9BD5" w:themeFill="accent1"/>
       <w:spacing w:before="360"/>
       <w:outlineLvl w:val="0"/>
     </w:pPr>
@@ -5100,7 +5104,7 @@
       <w:b/>
       <w:bCs/>
       <w:smallCaps/>
-      <w:color w:val="000000" w:themeColor="text1"/>
+      <w:color w:val="FFFFFF" w:themeColor="background1"/>
       <w:sz w:val="36"/>
       <w:szCs w:val="36"/>
     </w:rPr>
@@ -5113,7 +5117,7 @@
     <w:uiPriority w:val="9"/>
     <w:unhideWhenUsed/>
     <w:qFormat/>
-    <w:rsid w:val="00F54EA8"/>
+    <w:rsid w:val="00403AB3"/>
     <w:pPr>
       <w:keepNext/>
       <w:keepLines/>
@@ -5121,6 +5125,9 @@
         <w:ilvl w:val="1"/>
         <w:numId w:val="1"/>
       </w:numPr>
+      <w:pBdr>
+        <w:bottom w:val="single" w:sz="2" w:space="1" w:color="auto"/>
+      </w:pBdr>
       <w:spacing w:before="360" w:after="0"/>
       <w:outlineLvl w:val="1"/>
     </w:pPr>
@@ -5356,15 +5363,16 @@
     <w:basedOn w:val="a0"/>
     <w:link w:val="1"/>
     <w:uiPriority w:val="9"/>
-    <w:rsid w:val="00CC0586"/>
+    <w:rsid w:val="00DE05AB"/>
     <w:rPr>
       <w:rFonts w:asciiTheme="majorHAnsi" w:eastAsiaTheme="majorEastAsia" w:hAnsiTheme="majorHAnsi" w:cstheme="majorBidi"/>
       <w:b/>
       <w:bCs/>
       <w:smallCaps/>
-      <w:color w:val="000000" w:themeColor="text1"/>
+      <w:color w:val="FFFFFF" w:themeColor="background1"/>
       <w:sz w:val="36"/>
       <w:szCs w:val="36"/>
+      <w:shd w:val="clear" w:color="auto" w:fill="5B9BD5" w:themeFill="accent1"/>
     </w:rPr>
   </w:style>
   <w:style w:type="character" w:customStyle="1" w:styleId="2Char">
@@ -5372,7 +5380,7 @@
     <w:basedOn w:val="a0"/>
     <w:link w:val="2"/>
     <w:uiPriority w:val="9"/>
-    <w:rsid w:val="00F54EA8"/>
+    <w:rsid w:val="00403AB3"/>
     <w:rPr>
       <w:rFonts w:asciiTheme="majorHAnsi" w:eastAsiaTheme="majorEastAsia" w:hAnsiTheme="majorHAnsi" w:cstheme="majorBidi"/>
       <w:b/>
@@ -6270,9 +6278,11 @@
     <w:rsid w:val="00A85B8B"/>
     <w:rsid w:val="00A86E7D"/>
     <w:rsid w:val="00B52619"/>
+    <w:rsid w:val="00BB36B5"/>
     <w:rsid w:val="00BF393E"/>
     <w:rsid w:val="00C56C69"/>
     <w:rsid w:val="00CB1EB3"/>
+    <w:rsid w:val="00D434E9"/>
     <w:rsid w:val="00D655CA"/>
     <w:rsid w:val="00D7729D"/>
     <w:rsid w:val="00E37FDA"/>

--- a/assets/무형문화유산 전승_기획서 양식_ver.0.0.1_20260713.docx
+++ b/assets/무형문화유산 전승_기획서 양식_ver.0.0.1_20260713.docx
@@ -610,7 +610,7 @@
           <w:tcPr>
             <w:cnfStyle w:val="001000000000" w:firstRow="0" w:lastRow="0" w:firstColumn="1" w:lastColumn="0" w:oddVBand="0" w:evenVBand="0" w:oddHBand="0" w:evenHBand="0" w:firstRowFirstColumn="0" w:firstRowLastColumn="0" w:lastRowFirstColumn="0" w:lastRowLastColumn="0"/>
             <w:tcW w:w="714" w:type="dxa"/>
-            <w:shd w:val="clear" w:color="auto" w:fill="DEEAF6" w:themeFill="accent1" w:themeFillTint="33"/>
+            <w:shd w:val="clear" w:color="auto" w:fill="BDD6EE" w:themeFill="accent1" w:themeFillTint="66"/>
             <w:vAlign w:val="center"/>
           </w:tcPr>
           <w:p>
@@ -628,7 +628,7 @@
         <w:tc>
           <w:tcPr>
             <w:tcW w:w="1282" w:type="dxa"/>
-            <w:shd w:val="clear" w:color="auto" w:fill="DEEAF6" w:themeFill="accent1" w:themeFillTint="33"/>
+            <w:shd w:val="clear" w:color="auto" w:fill="BDD6EE" w:themeFill="accent1" w:themeFillTint="66"/>
             <w:vAlign w:val="center"/>
           </w:tcPr>
           <w:p>
@@ -647,7 +647,7 @@
         <w:tc>
           <w:tcPr>
             <w:tcW w:w="5098" w:type="dxa"/>
-            <w:shd w:val="clear" w:color="auto" w:fill="DEEAF6" w:themeFill="accent1" w:themeFillTint="33"/>
+            <w:shd w:val="clear" w:color="auto" w:fill="BDD6EE" w:themeFill="accent1" w:themeFillTint="66"/>
             <w:vAlign w:val="center"/>
           </w:tcPr>
           <w:p>
@@ -666,7 +666,7 @@
         <w:tc>
           <w:tcPr>
             <w:tcW w:w="1406" w:type="dxa"/>
-            <w:shd w:val="clear" w:color="auto" w:fill="DEEAF6" w:themeFill="accent1" w:themeFillTint="33"/>
+            <w:shd w:val="clear" w:color="auto" w:fill="BDD6EE" w:themeFill="accent1" w:themeFillTint="66"/>
             <w:vAlign w:val="center"/>
           </w:tcPr>
           <w:p>
@@ -685,7 +685,7 @@
         <w:tc>
           <w:tcPr>
             <w:tcW w:w="1276" w:type="dxa"/>
-            <w:shd w:val="clear" w:color="auto" w:fill="DEEAF6" w:themeFill="accent1" w:themeFillTint="33"/>
+            <w:shd w:val="clear" w:color="auto" w:fill="BDD6EE" w:themeFill="accent1" w:themeFillTint="66"/>
             <w:vAlign w:val="center"/>
           </w:tcPr>
           <w:p>
@@ -1330,7 +1330,7 @@
   <w:abstractNum w:abstractNumId="2" w15:restartNumberingAfterBreak="0">
     <w:nsid w:val="1482775B"/>
     <w:multiLevelType w:val="multilevel"/>
-    <w:tmpl w:val="52D40C64"/>
+    <w:tmpl w:val="FAE4997C"/>
     <w:lvl w:ilvl="0">
       <w:start w:val="1"/>
       <w:numFmt w:val="decimal"/>
@@ -1385,16 +1385,15 @@
     </w:lvl>
     <w:lvl w:ilvl="4">
       <w:start w:val="1"/>
-      <w:numFmt w:val="bullet"/>
-      <w:lvlRestart w:val="0"/>
+      <w:numFmt w:val="decimal"/>
       <w:pStyle w:val="5"/>
-      <w:lvlText w:val="□"/>
-      <w:lvlJc w:val="left"/>
-      <w:pPr>
-        <w:ind w:left="397" w:hanging="397"/>
-      </w:pPr>
-      <w:rPr>
-        <w:rFonts w:ascii="맑은 고딕" w:eastAsia="맑은 고딕" w:hAnsi="맑은 고딕" w:hint="eastAsia"/>
+      <w:lvlText w:val="(%5)"/>
+      <w:lvlJc w:val="left"/>
+      <w:pPr>
+        <w:ind w:left="510" w:hanging="510"/>
+      </w:pPr>
+      <w:rPr>
+        <w:rFonts w:hint="eastAsia"/>
       </w:rPr>
     </w:lvl>
     <w:lvl w:ilvl="5">
@@ -5204,7 +5203,7 @@
     <w:uiPriority w:val="9"/>
     <w:unhideWhenUsed/>
     <w:qFormat/>
-    <w:rsid w:val="005521DD"/>
+    <w:rsid w:val="00B95B4B"/>
     <w:pPr>
       <w:keepNext/>
       <w:keepLines/>
@@ -5218,7 +5217,7 @@
     <w:rPr>
       <w:rFonts w:asciiTheme="majorHAnsi" w:eastAsiaTheme="majorEastAsia" w:hAnsiTheme="majorHAnsi" w:cstheme="majorBidi"/>
       <w:b/>
-      <w:color w:val="000000" w:themeColor="text1"/>
+      <w:color w:val="5C5C5C"/>
     </w:rPr>
   </w:style>
   <w:style w:type="paragraph" w:styleId="6">
@@ -5425,11 +5424,11 @@
     <w:basedOn w:val="a0"/>
     <w:link w:val="5"/>
     <w:uiPriority w:val="9"/>
-    <w:rsid w:val="005521DD"/>
+    <w:rsid w:val="00B95B4B"/>
     <w:rPr>
       <w:rFonts w:asciiTheme="majorHAnsi" w:eastAsiaTheme="majorEastAsia" w:hAnsiTheme="majorHAnsi" w:cstheme="majorBidi"/>
       <w:b/>
-      <w:color w:val="000000" w:themeColor="text1"/>
+      <w:color w:val="5C5C5C"/>
     </w:rPr>
   </w:style>
   <w:style w:type="character" w:customStyle="1" w:styleId="6Char">
@@ -6249,11 +6248,13 @@
     <w:rsid w:val="000A3267"/>
     <w:rsid w:val="00103B27"/>
     <w:rsid w:val="00144A6E"/>
+    <w:rsid w:val="00146C64"/>
     <w:rsid w:val="001615B4"/>
     <w:rsid w:val="001A3BD1"/>
     <w:rsid w:val="001E1951"/>
     <w:rsid w:val="00246177"/>
     <w:rsid w:val="00271005"/>
+    <w:rsid w:val="002C7F1B"/>
     <w:rsid w:val="00335134"/>
     <w:rsid w:val="00351CCB"/>
     <w:rsid w:val="00390B3C"/>
@@ -6268,15 +6269,19 @@
     <w:rsid w:val="0076582C"/>
     <w:rsid w:val="007A2E4E"/>
     <w:rsid w:val="007E0785"/>
+    <w:rsid w:val="007E1A32"/>
     <w:rsid w:val="007F3CF0"/>
     <w:rsid w:val="008D687A"/>
     <w:rsid w:val="009137A3"/>
     <w:rsid w:val="009178A2"/>
     <w:rsid w:val="00965AD3"/>
     <w:rsid w:val="009E6519"/>
+    <w:rsid w:val="009E7BCE"/>
     <w:rsid w:val="00A72AC4"/>
     <w:rsid w:val="00A85B8B"/>
     <w:rsid w:val="00A86E7D"/>
+    <w:rsid w:val="00AB0BD2"/>
+    <w:rsid w:val="00AE5D81"/>
     <w:rsid w:val="00B52619"/>
     <w:rsid w:val="00BB36B5"/>
     <w:rsid w:val="00BF393E"/>
